--- a/jme/cover_letter_JME.docx
+++ b/jme/cover_letter_JME.docx
@@ -232,7 +232,7 @@
         <w:t xml:space="preserve"> </w:t>
       </w:r>
       <w:r>
-        <w:t xml:space="preserve">Hannah E. Rebbeck, J. Paudyal, and Boggavarapu Kiran</w:t>
+        <w:t xml:space="preserve">Hannah E. Ribbeck, J. Paudyal, and Boggavarapu Kiran</w:t>
       </w:r>
     </w:p>
     <w:sectPr/>
